--- a/testakten/erbrecht-volljaehrigenadoption-unternehmer-erfurt/04b_antwort_jonas_kretzschmar_2026-06-25.docx
+++ b/testakten/erbrecht-volljaehrigenadoption-unternehmer-erfurt/04b_antwort_jonas_kretzschmar_2026-06-25.docx
@@ -266,7 +266,7 @@
         <w:rFonts w:ascii="Arial" w:hAnsi="Arial"/>
         <w:sz w:val="16"/>
       </w:rPr>
-      <w:t>Am Mühlgraben 3, 99084 Erfurt | E-Mail jonas.kretzschmar@example.invalid</w:t>
+      <w:t>Am Mühlgraben 3, 99084 Erfurt | E-Mail jonas.kretzschmar@privatpost.de</w:t>
     </w:r>
   </w:p>
 </w:hdr>
